--- a/Knowledge/3-Work knowledge/1-Software Engineering/2-Testing/5-My Source/1-ISTQB Foundation Level/4-Dynamic Testing/1-Types of Integration Testing Approaches/5-Hybrid (Sandwich) Integration Testing.docx
+++ b/Knowledge/3-Work knowledge/1-Software Engineering/2-Testing/5-My Source/1-ISTQB Foundation Level/4-Dynamic Testing/1-Types of Integration Testing Approaches/5-Hybrid (Sandwich) Integration Testing.docx
@@ -38,51 +38,77 @@
       </w:pPr>
       <w:r>
         <w:rPr>
-          <w:b/>
-          <w:shd w:val="clear" w:color="auto" w:fill="B7B7B7"/>
-        </w:rPr>
-        <w:t># Source</w:t>
-      </w:r>
-      <w:r>
-        <w:rPr>
-          <w:shd w:val="clear" w:color="auto" w:fill="B7B7B7"/>
-        </w:rPr>
-        <w:t xml:space="preserve">: </w:t>
-      </w:r>
-      <w:r>
-        <w:rPr>
-          <w:b/>
-          <w:shd w:val="clear" w:color="auto" w:fill="B7B7B7"/>
-        </w:rPr>
-        <w:t xml:space="preserve">Chatgpt </w:t>
-      </w:r>
-      <w:r>
-        <w:rPr>
-          <w:b/>
-          <w:sz w:val="14"/>
-          <w:szCs w:val="14"/>
-          <w:shd w:val="clear" w:color="auto" w:fill="B7B7B7"/>
-        </w:rPr>
-        <w:t>(GPT</w:t>
-      </w:r>
-      <w:r>
-        <w:rPr>
-          <w:rFonts w:ascii="Cambria Math" w:hAnsi="Cambria Math" w:cs="Cambria Math"/>
-          <w:b/>
-          <w:sz w:val="14"/>
-          <w:szCs w:val="14"/>
-          <w:shd w:val="clear" w:color="auto" w:fill="B7B7B7"/>
+          <w:rFonts w:ascii="Arial" w:eastAsia="Arial" w:hAnsi="Arial" w:cs="Arial"/>
+          <w:b/>
+          <w:color w:val="000000"/>
+          <w:sz w:val="18"/>
+          <w:highlight w:val="lightGray"/>
+        </w:rPr>
+        <w:t># Source: AI Source: Provided by: [Data Path</w:t>
+      </w:r>
+      <w:r>
+        <w:rPr>
+          <w:rFonts w:ascii="Arial" w:eastAsia="Arial" w:hAnsi="Arial" w:cs="Arial"/>
+          <w:color w:val="000000"/>
+          <w:sz w:val="18"/>
+          <w:highlight w:val="lightGray"/>
+        </w:rPr>
+        <w:t xml:space="preserve">: Persons Table -&gt; ID Column: 1, Name_En Column: Motasem Essam] -&gt; </w:t>
+      </w:r>
+      <w:r>
+        <w:rPr>
+          <w:rFonts w:ascii="Arial" w:eastAsia="Arial" w:hAnsi="Arial" w:cs="Arial"/>
+          <w:b/>
+          <w:color w:val="000000"/>
+          <w:sz w:val="18"/>
+          <w:highlight w:val="lightGray"/>
+        </w:rPr>
+        <w:t>From:</w:t>
+      </w:r>
+      <w:r>
+        <w:rPr>
+          <w:rFonts w:ascii="Arial" w:eastAsia="Arial" w:hAnsi="Arial" w:cs="Arial"/>
+          <w:color w:val="000000"/>
+          <w:sz w:val="18"/>
+          <w:highlight w:val="lightGray"/>
+        </w:rPr>
+        <w:t xml:space="preserve"> [Chatgpt (GPT</w:t>
+      </w:r>
+      <w:r>
+        <w:rPr>
+          <w:rFonts w:ascii="Arial" w:eastAsia="Arial" w:hAnsi="Arial" w:cs="Cambria Math"/>
+          <w:color w:val="000000"/>
+          <w:sz w:val="18"/>
+          <w:highlight w:val="lightGray"/>
         </w:rPr>
         <w:t>‑</w:t>
       </w:r>
       <w:r>
         <w:rPr>
-          <w:b/>
-          <w:sz w:val="14"/>
-          <w:szCs w:val="14"/>
-          <w:shd w:val="clear" w:color="auto" w:fill="B7B7B7"/>
-        </w:rPr>
-        <w:t>5 Mini) at [8/22/2025]</w:t>
+          <w:rFonts w:ascii="Arial" w:eastAsia="Arial" w:hAnsi="Arial" w:cs="Arial"/>
+          <w:color w:val="000000"/>
+          <w:sz w:val="18"/>
+          <w:highlight w:val="lightGray"/>
+        </w:rPr>
+        <w:t xml:space="preserve">5 Mini)] </w:t>
+      </w:r>
+      <w:r>
+        <w:rPr>
+          <w:rFonts w:ascii="Arial" w:eastAsia="Arial" w:hAnsi="Arial" w:cs="Arial"/>
+          <w:b/>
+          <w:color w:val="000000"/>
+          <w:sz w:val="18"/>
+          <w:highlight w:val="lightGray"/>
+        </w:rPr>
+        <w:t>on</w:t>
+      </w:r>
+      <w:r>
+        <w:rPr>
+          <w:rFonts w:ascii="Arial" w:eastAsia="Arial" w:hAnsi="Arial"/>
+          <w:sz w:val="18"/>
+          <w:highlight w:val="lightGray"/>
+        </w:rPr>
+        <w:t xml:space="preserve"> [8/22/2025]</w:t>
       </w:r>
     </w:p>
     <w:p>
@@ -161,7 +187,7 @@
     </w:p>
     <w:p>
       <w:r>
-        <w:pict w14:anchorId="4E41B355">
+        <w:pict w14:anchorId="7B16796D">
           <v:rect id="_x0000_i1025" style="width:0;height:1.5pt" o:hralign="center" o:hrstd="t" o:hr="t" fillcolor="#a0a0a0" stroked="f"/>
         </w:pict>
       </w:r>
@@ -185,51 +211,77 @@
       </w:pPr>
       <w:r>
         <w:rPr>
-          <w:b/>
-          <w:shd w:val="clear" w:color="auto" w:fill="B7B7B7"/>
-        </w:rPr>
-        <w:t># Source</w:t>
-      </w:r>
-      <w:r>
-        <w:rPr>
-          <w:shd w:val="clear" w:color="auto" w:fill="B7B7B7"/>
-        </w:rPr>
-        <w:t xml:space="preserve">: </w:t>
-      </w:r>
-      <w:r>
-        <w:rPr>
-          <w:b/>
-          <w:shd w:val="clear" w:color="auto" w:fill="B7B7B7"/>
-        </w:rPr>
-        <w:t xml:space="preserve">Chatgpt </w:t>
-      </w:r>
-      <w:r>
-        <w:rPr>
-          <w:b/>
-          <w:sz w:val="14"/>
-          <w:szCs w:val="14"/>
-          <w:shd w:val="clear" w:color="auto" w:fill="B7B7B7"/>
-        </w:rPr>
-        <w:t>(GPT</w:t>
-      </w:r>
-      <w:r>
-        <w:rPr>
-          <w:rFonts w:ascii="Cambria Math" w:hAnsi="Cambria Math" w:cs="Cambria Math"/>
-          <w:b/>
-          <w:sz w:val="14"/>
-          <w:szCs w:val="14"/>
-          <w:shd w:val="clear" w:color="auto" w:fill="B7B7B7"/>
+          <w:rFonts w:ascii="Arial" w:eastAsia="Arial" w:hAnsi="Arial" w:cs="Arial"/>
+          <w:b/>
+          <w:color w:val="000000"/>
+          <w:sz w:val="18"/>
+          <w:highlight w:val="lightGray"/>
+        </w:rPr>
+        <w:t># Source: AI Source: Provided by: [Data Path</w:t>
+      </w:r>
+      <w:r>
+        <w:rPr>
+          <w:rFonts w:ascii="Arial" w:eastAsia="Arial" w:hAnsi="Arial" w:cs="Arial"/>
+          <w:color w:val="000000"/>
+          <w:sz w:val="18"/>
+          <w:highlight w:val="lightGray"/>
+        </w:rPr>
+        <w:t xml:space="preserve">: Persons Table -&gt; ID Column: 1, Name_En Column: Motasem Essam] -&gt; </w:t>
+      </w:r>
+      <w:r>
+        <w:rPr>
+          <w:rFonts w:ascii="Arial" w:eastAsia="Arial" w:hAnsi="Arial" w:cs="Arial"/>
+          <w:b/>
+          <w:color w:val="000000"/>
+          <w:sz w:val="18"/>
+          <w:highlight w:val="lightGray"/>
+        </w:rPr>
+        <w:t>From:</w:t>
+      </w:r>
+      <w:r>
+        <w:rPr>
+          <w:rFonts w:ascii="Arial" w:eastAsia="Arial" w:hAnsi="Arial" w:cs="Arial"/>
+          <w:color w:val="000000"/>
+          <w:sz w:val="18"/>
+          <w:highlight w:val="lightGray"/>
+        </w:rPr>
+        <w:t xml:space="preserve"> [Chatgpt (GPT</w:t>
+      </w:r>
+      <w:r>
+        <w:rPr>
+          <w:rFonts w:ascii="Arial" w:eastAsia="Arial" w:hAnsi="Arial" w:cs="Cambria Math"/>
+          <w:color w:val="000000"/>
+          <w:sz w:val="18"/>
+          <w:highlight w:val="lightGray"/>
         </w:rPr>
         <w:t>‑</w:t>
       </w:r>
       <w:r>
         <w:rPr>
-          <w:b/>
-          <w:sz w:val="14"/>
-          <w:szCs w:val="14"/>
-          <w:shd w:val="clear" w:color="auto" w:fill="B7B7B7"/>
-        </w:rPr>
-        <w:t>5 Mini) at [8/22/2025]</w:t>
+          <w:rFonts w:ascii="Arial" w:eastAsia="Arial" w:hAnsi="Arial" w:cs="Arial"/>
+          <w:color w:val="000000"/>
+          <w:sz w:val="18"/>
+          <w:highlight w:val="lightGray"/>
+        </w:rPr>
+        <w:t xml:space="preserve">5 Mini)] </w:t>
+      </w:r>
+      <w:r>
+        <w:rPr>
+          <w:rFonts w:ascii="Arial" w:eastAsia="Arial" w:hAnsi="Arial" w:cs="Arial"/>
+          <w:b/>
+          <w:color w:val="000000"/>
+          <w:sz w:val="18"/>
+          <w:highlight w:val="lightGray"/>
+        </w:rPr>
+        <w:t>on</w:t>
+      </w:r>
+      <w:r>
+        <w:rPr>
+          <w:rFonts w:ascii="Arial" w:eastAsia="Arial" w:hAnsi="Arial"/>
+          <w:sz w:val="18"/>
+          <w:highlight w:val="lightGray"/>
+        </w:rPr>
+        <w:t xml:space="preserve"> [8/22/2025]</w:t>
       </w:r>
     </w:p>
     <w:p>
@@ -238,7 +290,7 @@
           <w:ilvl w:val="0"/>
           <w:numId w:val="3"/>
         </w:numPr>
-        <w:spacing w:before="240"/>
+        <w:spacing w:before="240" w:after="0" w:line="276" w:lineRule="auto"/>
       </w:pPr>
       <w:r>
         <w:rPr>
@@ -285,6 +337,7 @@
           <w:ilvl w:val="0"/>
           <w:numId w:val="3"/>
         </w:numPr>
+        <w:spacing w:after="0" w:line="276" w:lineRule="auto"/>
         <w:rPr>
           <w:rFonts w:ascii="Roboto Mono" w:eastAsia="Roboto Mono" w:hAnsi="Roboto Mono" w:cs="Roboto Mono"/>
         </w:rPr>
@@ -308,6 +361,7 @@
           <w:ilvl w:val="0"/>
           <w:numId w:val="3"/>
         </w:numPr>
+        <w:spacing w:after="0" w:line="276" w:lineRule="auto"/>
       </w:pPr>
       <w:r>
         <w:rPr>
@@ -354,7 +408,7 @@
           <w:ilvl w:val="0"/>
           <w:numId w:val="3"/>
         </w:numPr>
-        <w:spacing w:after="240"/>
+        <w:spacing w:after="240" w:line="276" w:lineRule="auto"/>
         <w:rPr>
           <w:rFonts w:ascii="Roboto Mono" w:eastAsia="Roboto Mono" w:hAnsi="Roboto Mono" w:cs="Roboto Mono"/>
         </w:rPr>
@@ -374,7 +428,7 @@
     </w:p>
     <w:p>
       <w:r>
-        <w:pict w14:anchorId="49899A0C">
+        <w:pict w14:anchorId="283D44BC">
           <v:rect id="_x0000_i1026" style="width:0;height:1.5pt" o:hralign="center" o:hrstd="t" o:hr="t" fillcolor="#a0a0a0" stroked="f"/>
         </w:pict>
       </w:r>
@@ -398,51 +452,77 @@
       </w:pPr>
       <w:r>
         <w:rPr>
-          <w:b/>
-          <w:shd w:val="clear" w:color="auto" w:fill="B7B7B7"/>
-        </w:rPr>
-        <w:t># Source</w:t>
-      </w:r>
-      <w:r>
-        <w:rPr>
-          <w:shd w:val="clear" w:color="auto" w:fill="B7B7B7"/>
-        </w:rPr>
-        <w:t xml:space="preserve">: </w:t>
-      </w:r>
-      <w:r>
-        <w:rPr>
-          <w:b/>
-          <w:shd w:val="clear" w:color="auto" w:fill="B7B7B7"/>
-        </w:rPr>
-        <w:t xml:space="preserve">Chatgpt </w:t>
-      </w:r>
-      <w:r>
-        <w:rPr>
-          <w:b/>
-          <w:sz w:val="14"/>
-          <w:szCs w:val="14"/>
-          <w:shd w:val="clear" w:color="auto" w:fill="B7B7B7"/>
-        </w:rPr>
-        <w:t>(GPT</w:t>
-      </w:r>
-      <w:r>
-        <w:rPr>
-          <w:rFonts w:ascii="Cambria Math" w:hAnsi="Cambria Math" w:cs="Cambria Math"/>
-          <w:b/>
-          <w:sz w:val="14"/>
-          <w:szCs w:val="14"/>
-          <w:shd w:val="clear" w:color="auto" w:fill="B7B7B7"/>
+          <w:rFonts w:ascii="Arial" w:eastAsia="Arial" w:hAnsi="Arial" w:cs="Arial"/>
+          <w:b/>
+          <w:color w:val="000000"/>
+          <w:sz w:val="18"/>
+          <w:highlight w:val="lightGray"/>
+        </w:rPr>
+        <w:t># Source: AI Source: Provided by: [Data Path</w:t>
+      </w:r>
+      <w:r>
+        <w:rPr>
+          <w:rFonts w:ascii="Arial" w:eastAsia="Arial" w:hAnsi="Arial" w:cs="Arial"/>
+          <w:color w:val="000000"/>
+          <w:sz w:val="18"/>
+          <w:highlight w:val="lightGray"/>
+        </w:rPr>
+        <w:t xml:space="preserve">: Persons Table -&gt; ID Column: 1, Name_En Column: Motasem Essam] -&gt; </w:t>
+      </w:r>
+      <w:r>
+        <w:rPr>
+          <w:rFonts w:ascii="Arial" w:eastAsia="Arial" w:hAnsi="Arial" w:cs="Arial"/>
+          <w:b/>
+          <w:color w:val="000000"/>
+          <w:sz w:val="18"/>
+          <w:highlight w:val="lightGray"/>
+        </w:rPr>
+        <w:t>From:</w:t>
+      </w:r>
+      <w:r>
+        <w:rPr>
+          <w:rFonts w:ascii="Arial" w:eastAsia="Arial" w:hAnsi="Arial" w:cs="Arial"/>
+          <w:color w:val="000000"/>
+          <w:sz w:val="18"/>
+          <w:highlight w:val="lightGray"/>
+        </w:rPr>
+        <w:t xml:space="preserve"> [Chatgpt (GPT</w:t>
+      </w:r>
+      <w:r>
+        <w:rPr>
+          <w:rFonts w:ascii="Arial" w:eastAsia="Arial" w:hAnsi="Arial" w:cs="Cambria Math"/>
+          <w:color w:val="000000"/>
+          <w:sz w:val="18"/>
+          <w:highlight w:val="lightGray"/>
         </w:rPr>
         <w:t>‑</w:t>
       </w:r>
       <w:r>
         <w:rPr>
-          <w:b/>
-          <w:sz w:val="14"/>
-          <w:szCs w:val="14"/>
-          <w:shd w:val="clear" w:color="auto" w:fill="B7B7B7"/>
-        </w:rPr>
-        <w:t>5 Mini) at [8/22/2025]</w:t>
+          <w:rFonts w:ascii="Arial" w:eastAsia="Arial" w:hAnsi="Arial" w:cs="Arial"/>
+          <w:color w:val="000000"/>
+          <w:sz w:val="18"/>
+          <w:highlight w:val="lightGray"/>
+        </w:rPr>
+        <w:t xml:space="preserve">5 Mini)] </w:t>
+      </w:r>
+      <w:r>
+        <w:rPr>
+          <w:rFonts w:ascii="Arial" w:eastAsia="Arial" w:hAnsi="Arial" w:cs="Arial"/>
+          <w:b/>
+          <w:color w:val="000000"/>
+          <w:sz w:val="18"/>
+          <w:highlight w:val="lightGray"/>
+        </w:rPr>
+        <w:t>on</w:t>
+      </w:r>
+      <w:r>
+        <w:rPr>
+          <w:rFonts w:ascii="Arial" w:eastAsia="Arial" w:hAnsi="Arial"/>
+          <w:sz w:val="18"/>
+          <w:highlight w:val="lightGray"/>
+        </w:rPr>
+        <w:t xml:space="preserve"> [8/22/2025]</w:t>
       </w:r>
     </w:p>
     <w:p>
@@ -451,13 +531,12 @@
           <w:ilvl w:val="0"/>
           <w:numId w:val="2"/>
         </w:numPr>
-        <w:spacing w:before="240"/>
-      </w:pPr>
-      <w:r>
-        <w:rPr>
-          <w:rFonts w:ascii="Roboto Mono" w:eastAsia="Roboto Mono" w:hAnsi="Roboto Mono" w:cs="Roboto Mono"/>
-        </w:rPr>
-        <w:lastRenderedPageBreak/>
+        <w:spacing w:before="240" w:after="0" w:line="276" w:lineRule="auto"/>
+      </w:pPr>
+      <w:r>
+        <w:rPr>
+          <w:rFonts w:ascii="Roboto Mono" w:eastAsia="Roboto Mono" w:hAnsi="Roboto Mono" w:cs="Roboto Mono"/>
+        </w:rPr>
         <w:t xml:space="preserve">Validate </w:t>
       </w:r>
       <w:r>
@@ -486,6 +565,7 @@
           <w:ilvl w:val="0"/>
           <w:numId w:val="2"/>
         </w:numPr>
+        <w:spacing w:after="0" w:line="276" w:lineRule="auto"/>
       </w:pPr>
       <w:r>
         <w:rPr>
@@ -519,7 +599,7 @@
           <w:ilvl w:val="0"/>
           <w:numId w:val="2"/>
         </w:numPr>
-        <w:spacing w:after="240"/>
+        <w:spacing w:after="240" w:line="276" w:lineRule="auto"/>
         <w:rPr>
           <w:rFonts w:ascii="Roboto Mono" w:eastAsia="Roboto Mono" w:hAnsi="Roboto Mono" w:cs="Roboto Mono"/>
         </w:rPr>
@@ -539,7 +619,7 @@
     </w:p>
     <w:p>
       <w:r>
-        <w:pict w14:anchorId="3EE793DA">
+        <w:pict w14:anchorId="518296C5">
           <v:rect id="_x0000_i1027" style="width:0;height:1.5pt" o:hralign="center" o:hrstd="t" o:hr="t" fillcolor="#a0a0a0" stroked="f"/>
         </w:pict>
       </w:r>
@@ -563,51 +643,77 @@
       </w:pPr>
       <w:r>
         <w:rPr>
-          <w:b/>
-          <w:shd w:val="clear" w:color="auto" w:fill="B7B7B7"/>
-        </w:rPr>
-        <w:t># Source</w:t>
-      </w:r>
-      <w:r>
-        <w:rPr>
-          <w:shd w:val="clear" w:color="auto" w:fill="B7B7B7"/>
-        </w:rPr>
-        <w:t xml:space="preserve">: </w:t>
-      </w:r>
-      <w:r>
-        <w:rPr>
-          <w:b/>
-          <w:shd w:val="clear" w:color="auto" w:fill="B7B7B7"/>
-        </w:rPr>
-        <w:t xml:space="preserve">Chatgpt </w:t>
-      </w:r>
-      <w:r>
-        <w:rPr>
-          <w:b/>
-          <w:sz w:val="14"/>
-          <w:szCs w:val="14"/>
-          <w:shd w:val="clear" w:color="auto" w:fill="B7B7B7"/>
-        </w:rPr>
-        <w:t>(GPT</w:t>
-      </w:r>
-      <w:r>
-        <w:rPr>
-          <w:rFonts w:ascii="Cambria Math" w:hAnsi="Cambria Math" w:cs="Cambria Math"/>
-          <w:b/>
-          <w:sz w:val="14"/>
-          <w:szCs w:val="14"/>
-          <w:shd w:val="clear" w:color="auto" w:fill="B7B7B7"/>
+          <w:rFonts w:ascii="Arial" w:eastAsia="Arial" w:hAnsi="Arial" w:cs="Arial"/>
+          <w:b/>
+          <w:color w:val="000000"/>
+          <w:sz w:val="18"/>
+          <w:highlight w:val="lightGray"/>
+        </w:rPr>
+        <w:t># Source: AI Source: Provided by: [Data Path</w:t>
+      </w:r>
+      <w:r>
+        <w:rPr>
+          <w:rFonts w:ascii="Arial" w:eastAsia="Arial" w:hAnsi="Arial" w:cs="Arial"/>
+          <w:color w:val="000000"/>
+          <w:sz w:val="18"/>
+          <w:highlight w:val="lightGray"/>
+        </w:rPr>
+        <w:t xml:space="preserve">: Persons Table -&gt; ID Column: 1, Name_En Column: Motasem Essam] -&gt; </w:t>
+      </w:r>
+      <w:r>
+        <w:rPr>
+          <w:rFonts w:ascii="Arial" w:eastAsia="Arial" w:hAnsi="Arial" w:cs="Arial"/>
+          <w:b/>
+          <w:color w:val="000000"/>
+          <w:sz w:val="18"/>
+          <w:highlight w:val="lightGray"/>
+        </w:rPr>
+        <w:t>From:</w:t>
+      </w:r>
+      <w:r>
+        <w:rPr>
+          <w:rFonts w:ascii="Arial" w:eastAsia="Arial" w:hAnsi="Arial" w:cs="Arial"/>
+          <w:color w:val="000000"/>
+          <w:sz w:val="18"/>
+          <w:highlight w:val="lightGray"/>
+        </w:rPr>
+        <w:t xml:space="preserve"> [Chatgpt (GPT</w:t>
+      </w:r>
+      <w:r>
+        <w:rPr>
+          <w:rFonts w:ascii="Arial" w:eastAsia="Arial" w:hAnsi="Arial" w:cs="Cambria Math"/>
+          <w:color w:val="000000"/>
+          <w:sz w:val="18"/>
+          <w:highlight w:val="lightGray"/>
         </w:rPr>
         <w:t>‑</w:t>
       </w:r>
       <w:r>
         <w:rPr>
-          <w:b/>
-          <w:sz w:val="14"/>
-          <w:szCs w:val="14"/>
-          <w:shd w:val="clear" w:color="auto" w:fill="B7B7B7"/>
-        </w:rPr>
-        <w:t>5 Mini) at [8/22/2025]</w:t>
+          <w:rFonts w:ascii="Arial" w:eastAsia="Arial" w:hAnsi="Arial" w:cs="Arial"/>
+          <w:color w:val="000000"/>
+          <w:sz w:val="18"/>
+          <w:highlight w:val="lightGray"/>
+        </w:rPr>
+        <w:t xml:space="preserve">5 Mini)] </w:t>
+      </w:r>
+      <w:r>
+        <w:rPr>
+          <w:rFonts w:ascii="Arial" w:eastAsia="Arial" w:hAnsi="Arial" w:cs="Arial"/>
+          <w:b/>
+          <w:color w:val="000000"/>
+          <w:sz w:val="18"/>
+          <w:highlight w:val="lightGray"/>
+        </w:rPr>
+        <w:t>on</w:t>
+      </w:r>
+      <w:r>
+        <w:rPr>
+          <w:rFonts w:ascii="Arial" w:eastAsia="Arial" w:hAnsi="Arial"/>
+          <w:sz w:val="18"/>
+          <w:highlight w:val="lightGray"/>
+        </w:rPr>
+        <w:t xml:space="preserve"> [8/22/2025]</w:t>
       </w:r>
     </w:p>
     <w:p>
@@ -630,7 +736,7 @@
           <w:ilvl w:val="0"/>
           <w:numId w:val="4"/>
         </w:numPr>
-        <w:spacing w:before="240"/>
+        <w:spacing w:before="240" w:after="0" w:line="276" w:lineRule="auto"/>
       </w:pPr>
       <w:r>
         <w:rPr>
@@ -658,6 +764,7 @@
           <w:ilvl w:val="0"/>
           <w:numId w:val="4"/>
         </w:numPr>
+        <w:spacing w:after="0" w:line="276" w:lineRule="auto"/>
       </w:pPr>
       <w:r>
         <w:rPr>
@@ -685,6 +792,7 @@
           <w:ilvl w:val="0"/>
           <w:numId w:val="4"/>
         </w:numPr>
+        <w:spacing w:after="0" w:line="276" w:lineRule="auto"/>
       </w:pPr>
       <w:r>
         <w:rPr>
@@ -712,6 +820,7 @@
           <w:ilvl w:val="0"/>
           <w:numId w:val="4"/>
         </w:numPr>
+        <w:spacing w:after="0" w:line="276" w:lineRule="auto"/>
       </w:pPr>
       <w:r>
         <w:rPr>
@@ -739,6 +848,7 @@
           <w:ilvl w:val="0"/>
           <w:numId w:val="4"/>
         </w:numPr>
+        <w:spacing w:after="0" w:line="276" w:lineRule="auto"/>
       </w:pPr>
       <w:r>
         <w:rPr>
@@ -766,7 +876,7 @@
           <w:ilvl w:val="0"/>
           <w:numId w:val="4"/>
         </w:numPr>
-        <w:spacing w:after="240"/>
+        <w:spacing w:after="240" w:line="276" w:lineRule="auto"/>
       </w:pPr>
       <w:r>
         <w:rPr>
@@ -821,7 +931,7 @@
           <w:ilvl w:val="0"/>
           <w:numId w:val="1"/>
         </w:numPr>
-        <w:spacing w:before="240"/>
+        <w:spacing w:before="240" w:after="0" w:line="276" w:lineRule="auto"/>
       </w:pPr>
       <w:r>
         <w:rPr>
@@ -862,6 +972,7 @@
           <w:ilvl w:val="0"/>
           <w:numId w:val="1"/>
         </w:numPr>
+        <w:spacing w:after="0" w:line="276" w:lineRule="auto"/>
       </w:pPr>
       <w:r>
         <w:rPr>
@@ -902,7 +1013,7 @@
           <w:ilvl w:val="0"/>
           <w:numId w:val="1"/>
         </w:numPr>
-        <w:spacing w:after="240"/>
+        <w:spacing w:after="240" w:line="276" w:lineRule="auto"/>
       </w:pPr>
       <w:r>
         <w:rPr>
@@ -932,7 +1043,7 @@
     </w:p>
     <w:p>
       <w:r>
-        <w:pict w14:anchorId="551FF5B3">
+        <w:pict w14:anchorId="19DEDF6E">
           <v:rect id="_x0000_i1028" style="width:0;height:1.5pt" o:hralign="center" o:hrstd="t" o:hr="t" fillcolor="#a0a0a0" stroked="f"/>
         </w:pict>
       </w:r>
@@ -947,7 +1058,6 @@
       <w:bookmarkStart w:id="5" w:name="_5ew8u44iopgp" w:colFirst="0" w:colLast="0"/>
       <w:bookmarkEnd w:id="5"/>
       <w:r>
-        <w:lastRenderedPageBreak/>
         <w:t>🔹 Advantages</w:t>
       </w:r>
     </w:p>
@@ -957,51 +1067,77 @@
       </w:pPr>
       <w:r>
         <w:rPr>
-          <w:b/>
-          <w:shd w:val="clear" w:color="auto" w:fill="B7B7B7"/>
-        </w:rPr>
-        <w:t># Source</w:t>
-      </w:r>
-      <w:r>
-        <w:rPr>
-          <w:shd w:val="clear" w:color="auto" w:fill="B7B7B7"/>
-        </w:rPr>
-        <w:t xml:space="preserve">: </w:t>
-      </w:r>
-      <w:r>
-        <w:rPr>
-          <w:b/>
-          <w:shd w:val="clear" w:color="auto" w:fill="B7B7B7"/>
-        </w:rPr>
-        <w:t xml:space="preserve">Chatgpt </w:t>
-      </w:r>
-      <w:r>
-        <w:rPr>
-          <w:b/>
-          <w:sz w:val="14"/>
-          <w:szCs w:val="14"/>
-          <w:shd w:val="clear" w:color="auto" w:fill="B7B7B7"/>
-        </w:rPr>
-        <w:t>(GPT</w:t>
-      </w:r>
-      <w:r>
-        <w:rPr>
-          <w:rFonts w:ascii="Cambria Math" w:hAnsi="Cambria Math" w:cs="Cambria Math"/>
-          <w:b/>
-          <w:sz w:val="14"/>
-          <w:szCs w:val="14"/>
-          <w:shd w:val="clear" w:color="auto" w:fill="B7B7B7"/>
+          <w:rFonts w:ascii="Arial" w:eastAsia="Arial" w:hAnsi="Arial" w:cs="Arial"/>
+          <w:b/>
+          <w:color w:val="000000"/>
+          <w:sz w:val="18"/>
+          <w:highlight w:val="lightGray"/>
+        </w:rPr>
+        <w:t># Source: AI Source: Provided by: [Data Path</w:t>
+      </w:r>
+      <w:r>
+        <w:rPr>
+          <w:rFonts w:ascii="Arial" w:eastAsia="Arial" w:hAnsi="Arial" w:cs="Arial"/>
+          <w:color w:val="000000"/>
+          <w:sz w:val="18"/>
+          <w:highlight w:val="lightGray"/>
+        </w:rPr>
+        <w:t xml:space="preserve">: Persons Table -&gt; ID Column: 1, Name_En Column: Motasem Essam] -&gt; </w:t>
+      </w:r>
+      <w:r>
+        <w:rPr>
+          <w:rFonts w:ascii="Arial" w:eastAsia="Arial" w:hAnsi="Arial" w:cs="Arial"/>
+          <w:b/>
+          <w:color w:val="000000"/>
+          <w:sz w:val="18"/>
+          <w:highlight w:val="lightGray"/>
+        </w:rPr>
+        <w:t>From:</w:t>
+      </w:r>
+      <w:r>
+        <w:rPr>
+          <w:rFonts w:ascii="Arial" w:eastAsia="Arial" w:hAnsi="Arial" w:cs="Arial"/>
+          <w:color w:val="000000"/>
+          <w:sz w:val="18"/>
+          <w:highlight w:val="lightGray"/>
+        </w:rPr>
+        <w:t xml:space="preserve"> [Chatgpt (GPT</w:t>
+      </w:r>
+      <w:r>
+        <w:rPr>
+          <w:rFonts w:ascii="Arial" w:eastAsia="Arial" w:hAnsi="Arial" w:cs="Cambria Math"/>
+          <w:color w:val="000000"/>
+          <w:sz w:val="18"/>
+          <w:highlight w:val="lightGray"/>
         </w:rPr>
         <w:t>‑</w:t>
       </w:r>
       <w:r>
         <w:rPr>
-          <w:b/>
-          <w:sz w:val="14"/>
-          <w:szCs w:val="14"/>
-          <w:shd w:val="clear" w:color="auto" w:fill="B7B7B7"/>
-        </w:rPr>
-        <w:t>5 Mini) at [8/22/2025]</w:t>
+          <w:rFonts w:ascii="Arial" w:eastAsia="Arial" w:hAnsi="Arial" w:cs="Arial"/>
+          <w:color w:val="000000"/>
+          <w:sz w:val="18"/>
+          <w:highlight w:val="lightGray"/>
+        </w:rPr>
+        <w:t xml:space="preserve">5 Mini)] </w:t>
+      </w:r>
+      <w:r>
+        <w:rPr>
+          <w:rFonts w:ascii="Arial" w:eastAsia="Arial" w:hAnsi="Arial" w:cs="Arial"/>
+          <w:b/>
+          <w:color w:val="000000"/>
+          <w:sz w:val="18"/>
+          <w:highlight w:val="lightGray"/>
+        </w:rPr>
+        <w:t>on</w:t>
+      </w:r>
+      <w:r>
+        <w:rPr>
+          <w:rFonts w:ascii="Arial" w:eastAsia="Arial" w:hAnsi="Arial"/>
+          <w:sz w:val="18"/>
+          <w:highlight w:val="lightGray"/>
+        </w:rPr>
+        <w:t xml:space="preserve"> [8/22/2025]</w:t>
       </w:r>
     </w:p>
     <w:p>
@@ -1010,7 +1146,7 @@
           <w:ilvl w:val="0"/>
           <w:numId w:val="6"/>
         </w:numPr>
-        <w:spacing w:before="240"/>
+        <w:spacing w:before="240" w:after="0" w:line="276" w:lineRule="auto"/>
       </w:pPr>
       <w:r>
         <w:rPr>
@@ -1038,6 +1174,7 @@
           <w:ilvl w:val="0"/>
           <w:numId w:val="6"/>
         </w:numPr>
+        <w:spacing w:after="0" w:line="276" w:lineRule="auto"/>
         <w:rPr>
           <w:rFonts w:ascii="Roboto Mono" w:eastAsia="Roboto Mono" w:hAnsi="Roboto Mono" w:cs="Roboto Mono"/>
         </w:rPr>
@@ -1061,6 +1198,7 @@
           <w:ilvl w:val="0"/>
           <w:numId w:val="6"/>
         </w:numPr>
+        <w:spacing w:after="0" w:line="276" w:lineRule="auto"/>
         <w:rPr>
           <w:rFonts w:ascii="Roboto Mono" w:eastAsia="Roboto Mono" w:hAnsi="Roboto Mono" w:cs="Roboto Mono"/>
         </w:rPr>
@@ -1084,7 +1222,7 @@
           <w:ilvl w:val="0"/>
           <w:numId w:val="6"/>
         </w:numPr>
-        <w:spacing w:after="240"/>
+        <w:spacing w:after="240" w:line="276" w:lineRule="auto"/>
       </w:pPr>
       <w:r>
         <w:rPr>
@@ -1114,7 +1252,7 @@
     </w:p>
     <w:p>
       <w:r>
-        <w:pict w14:anchorId="4621B642">
+        <w:pict w14:anchorId="162E4CF7">
           <v:rect id="_x0000_i1029" style="width:0;height:1.5pt" o:hralign="center" o:hrstd="t" o:hr="t" fillcolor="#a0a0a0" stroked="f"/>
         </w:pict>
       </w:r>
@@ -1138,51 +1276,77 @@
       </w:pPr>
       <w:r>
         <w:rPr>
-          <w:b/>
-          <w:shd w:val="clear" w:color="auto" w:fill="B7B7B7"/>
-        </w:rPr>
-        <w:t># Source</w:t>
-      </w:r>
-      <w:r>
-        <w:rPr>
-          <w:shd w:val="clear" w:color="auto" w:fill="B7B7B7"/>
-        </w:rPr>
-        <w:t xml:space="preserve">: </w:t>
-      </w:r>
-      <w:r>
-        <w:rPr>
-          <w:b/>
-          <w:shd w:val="clear" w:color="auto" w:fill="B7B7B7"/>
-        </w:rPr>
-        <w:t xml:space="preserve">Chatgpt </w:t>
-      </w:r>
-      <w:r>
-        <w:rPr>
-          <w:b/>
-          <w:sz w:val="14"/>
-          <w:szCs w:val="14"/>
-          <w:shd w:val="clear" w:color="auto" w:fill="B7B7B7"/>
-        </w:rPr>
-        <w:t>(GPT</w:t>
-      </w:r>
-      <w:r>
-        <w:rPr>
-          <w:rFonts w:ascii="Cambria Math" w:hAnsi="Cambria Math" w:cs="Cambria Math"/>
-          <w:b/>
-          <w:sz w:val="14"/>
-          <w:szCs w:val="14"/>
-          <w:shd w:val="clear" w:color="auto" w:fill="B7B7B7"/>
+          <w:rFonts w:ascii="Arial" w:eastAsia="Arial" w:hAnsi="Arial" w:cs="Arial"/>
+          <w:b/>
+          <w:color w:val="000000"/>
+          <w:sz w:val="18"/>
+          <w:highlight w:val="lightGray"/>
+        </w:rPr>
+        <w:t># Source: AI Source: Provided by: [Data Path</w:t>
+      </w:r>
+      <w:r>
+        <w:rPr>
+          <w:rFonts w:ascii="Arial" w:eastAsia="Arial" w:hAnsi="Arial" w:cs="Arial"/>
+          <w:color w:val="000000"/>
+          <w:sz w:val="18"/>
+          <w:highlight w:val="lightGray"/>
+        </w:rPr>
+        <w:t xml:space="preserve">: Persons Table -&gt; ID Column: 1, Name_En Column: Motasem Essam] -&gt; </w:t>
+      </w:r>
+      <w:r>
+        <w:rPr>
+          <w:rFonts w:ascii="Arial" w:eastAsia="Arial" w:hAnsi="Arial" w:cs="Arial"/>
+          <w:b/>
+          <w:color w:val="000000"/>
+          <w:sz w:val="18"/>
+          <w:highlight w:val="lightGray"/>
+        </w:rPr>
+        <w:t>From:</w:t>
+      </w:r>
+      <w:r>
+        <w:rPr>
+          <w:rFonts w:ascii="Arial" w:eastAsia="Arial" w:hAnsi="Arial" w:cs="Arial"/>
+          <w:color w:val="000000"/>
+          <w:sz w:val="18"/>
+          <w:highlight w:val="lightGray"/>
+        </w:rPr>
+        <w:t xml:space="preserve"> [Chatgpt (GPT</w:t>
+      </w:r>
+      <w:r>
+        <w:rPr>
+          <w:rFonts w:ascii="Arial" w:eastAsia="Arial" w:hAnsi="Arial" w:cs="Cambria Math"/>
+          <w:color w:val="000000"/>
+          <w:sz w:val="18"/>
+          <w:highlight w:val="lightGray"/>
         </w:rPr>
         <w:t>‑</w:t>
       </w:r>
       <w:r>
         <w:rPr>
-          <w:b/>
-          <w:sz w:val="14"/>
-          <w:szCs w:val="14"/>
-          <w:shd w:val="clear" w:color="auto" w:fill="B7B7B7"/>
-        </w:rPr>
-        <w:t>5 Mini) at [8/22/2025]</w:t>
+          <w:rFonts w:ascii="Arial" w:eastAsia="Arial" w:hAnsi="Arial" w:cs="Arial"/>
+          <w:color w:val="000000"/>
+          <w:sz w:val="18"/>
+          <w:highlight w:val="lightGray"/>
+        </w:rPr>
+        <w:t xml:space="preserve">5 Mini)] </w:t>
+      </w:r>
+      <w:r>
+        <w:rPr>
+          <w:rFonts w:ascii="Arial" w:eastAsia="Arial" w:hAnsi="Arial" w:cs="Arial"/>
+          <w:b/>
+          <w:color w:val="000000"/>
+          <w:sz w:val="18"/>
+          <w:highlight w:val="lightGray"/>
+        </w:rPr>
+        <w:t>on</w:t>
+      </w:r>
+      <w:r>
+        <w:rPr>
+          <w:rFonts w:ascii="Arial" w:eastAsia="Arial" w:hAnsi="Arial"/>
+          <w:sz w:val="18"/>
+          <w:highlight w:val="lightGray"/>
+        </w:rPr>
+        <w:t xml:space="preserve"> [8/22/2025]</w:t>
       </w:r>
     </w:p>
     <w:p>
@@ -1191,7 +1355,7 @@
           <w:ilvl w:val="0"/>
           <w:numId w:val="5"/>
         </w:numPr>
-        <w:spacing w:before="240"/>
+        <w:spacing w:before="240" w:after="0" w:line="276" w:lineRule="auto"/>
       </w:pPr>
       <w:r>
         <w:rPr>
@@ -1225,6 +1389,7 @@
           <w:ilvl w:val="0"/>
           <w:numId w:val="5"/>
         </w:numPr>
+        <w:spacing w:after="0" w:line="276" w:lineRule="auto"/>
       </w:pPr>
       <w:r>
         <w:rPr>
@@ -1258,7 +1423,7 @@
           <w:ilvl w:val="0"/>
           <w:numId w:val="5"/>
         </w:numPr>
-        <w:spacing w:after="240"/>
+        <w:spacing w:after="240" w:line="276" w:lineRule="auto"/>
       </w:pPr>
       <w:r>
         <w:rPr>
@@ -1285,7 +1450,7 @@
     </w:p>
     <w:p>
       <w:r>
-        <w:pict w14:anchorId="1659E0D7">
+        <w:pict w14:anchorId="094B5695">
           <v:rect id="_x0000_i1030" style="width:0;height:1.5pt" o:hralign="center" o:hrstd="t" o:hr="t" fillcolor="#a0a0a0" stroked="f"/>
         </w:pict>
       </w:r>
@@ -1309,51 +1474,77 @@
       </w:pPr>
       <w:r>
         <w:rPr>
-          <w:b/>
-          <w:shd w:val="clear" w:color="auto" w:fill="B7B7B7"/>
-        </w:rPr>
-        <w:t># Source</w:t>
-      </w:r>
-      <w:r>
-        <w:rPr>
-          <w:shd w:val="clear" w:color="auto" w:fill="B7B7B7"/>
-        </w:rPr>
-        <w:t xml:space="preserve">: </w:t>
-      </w:r>
-      <w:r>
-        <w:rPr>
-          <w:b/>
-          <w:shd w:val="clear" w:color="auto" w:fill="B7B7B7"/>
-        </w:rPr>
-        <w:t xml:space="preserve">Chatgpt </w:t>
-      </w:r>
-      <w:r>
-        <w:rPr>
-          <w:b/>
-          <w:sz w:val="14"/>
-          <w:szCs w:val="14"/>
-          <w:shd w:val="clear" w:color="auto" w:fill="B7B7B7"/>
-        </w:rPr>
-        <w:t>(GPT</w:t>
-      </w:r>
-      <w:r>
-        <w:rPr>
-          <w:rFonts w:ascii="Cambria Math" w:hAnsi="Cambria Math" w:cs="Cambria Math"/>
-          <w:b/>
-          <w:sz w:val="14"/>
-          <w:szCs w:val="14"/>
-          <w:shd w:val="clear" w:color="auto" w:fill="B7B7B7"/>
+          <w:rFonts w:ascii="Arial" w:eastAsia="Arial" w:hAnsi="Arial" w:cs="Arial"/>
+          <w:b/>
+          <w:color w:val="000000"/>
+          <w:sz w:val="18"/>
+          <w:highlight w:val="lightGray"/>
+        </w:rPr>
+        <w:t># Source: AI Source: Provided by: [Data Path</w:t>
+      </w:r>
+      <w:r>
+        <w:rPr>
+          <w:rFonts w:ascii="Arial" w:eastAsia="Arial" w:hAnsi="Arial" w:cs="Arial"/>
+          <w:color w:val="000000"/>
+          <w:sz w:val="18"/>
+          <w:highlight w:val="lightGray"/>
+        </w:rPr>
+        <w:t xml:space="preserve">: Persons Table -&gt; ID Column: 1, Name_En Column: Motasem Essam] -&gt; </w:t>
+      </w:r>
+      <w:r>
+        <w:rPr>
+          <w:rFonts w:ascii="Arial" w:eastAsia="Arial" w:hAnsi="Arial" w:cs="Arial"/>
+          <w:b/>
+          <w:color w:val="000000"/>
+          <w:sz w:val="18"/>
+          <w:highlight w:val="lightGray"/>
+        </w:rPr>
+        <w:t>From:</w:t>
+      </w:r>
+      <w:r>
+        <w:rPr>
+          <w:rFonts w:ascii="Arial" w:eastAsia="Arial" w:hAnsi="Arial" w:cs="Arial"/>
+          <w:color w:val="000000"/>
+          <w:sz w:val="18"/>
+          <w:highlight w:val="lightGray"/>
+        </w:rPr>
+        <w:t xml:space="preserve"> [Chatgpt (GPT</w:t>
+      </w:r>
+      <w:r>
+        <w:rPr>
+          <w:rFonts w:ascii="Arial" w:eastAsia="Arial" w:hAnsi="Arial" w:cs="Cambria Math"/>
+          <w:color w:val="000000"/>
+          <w:sz w:val="18"/>
+          <w:highlight w:val="lightGray"/>
         </w:rPr>
         <w:t>‑</w:t>
       </w:r>
       <w:r>
         <w:rPr>
-          <w:b/>
-          <w:sz w:val="14"/>
-          <w:szCs w:val="14"/>
-          <w:shd w:val="clear" w:color="auto" w:fill="B7B7B7"/>
-        </w:rPr>
-        <w:t>5 Mini) at [8/22/2025]</w:t>
+          <w:rFonts w:ascii="Arial" w:eastAsia="Arial" w:hAnsi="Arial" w:cs="Arial"/>
+          <w:color w:val="000000"/>
+          <w:sz w:val="18"/>
+          <w:highlight w:val="lightGray"/>
+        </w:rPr>
+        <w:t xml:space="preserve">5 Mini)] </w:t>
+      </w:r>
+      <w:r>
+        <w:rPr>
+          <w:rFonts w:ascii="Arial" w:eastAsia="Arial" w:hAnsi="Arial" w:cs="Arial"/>
+          <w:b/>
+          <w:color w:val="000000"/>
+          <w:sz w:val="18"/>
+          <w:highlight w:val="lightGray"/>
+        </w:rPr>
+        <w:t>on</w:t>
+      </w:r>
+      <w:r>
+        <w:rPr>
+          <w:rFonts w:ascii="Arial" w:eastAsia="Arial" w:hAnsi="Arial"/>
+          <w:sz w:val="18"/>
+          <w:highlight w:val="lightGray"/>
+        </w:rPr>
+        <w:t xml:space="preserve"> [8/22/2025]</w:t>
       </w:r>
     </w:p>
     <w:p>
@@ -1362,7 +1553,7 @@
           <w:noProof/>
         </w:rPr>
         <w:drawing>
-          <wp:inline distT="114300" distB="114300" distL="114300" distR="114300" wp14:anchorId="5ED3F7F4" wp14:editId="04DC3525">
+          <wp:inline distT="114300" distB="114300" distL="114300" distR="114300" wp14:anchorId="71FD7A17" wp14:editId="2441BA72">
             <wp:extent cx="5943600" cy="1638300"/>
             <wp:effectExtent l="0" t="0" r="0" b="0"/>
             <wp:docPr id="1" name="image1.png"/>
@@ -1451,7 +1642,6 @@
                 <w:rFonts w:ascii="Roboto Mono" w:eastAsia="Roboto Mono" w:hAnsi="Roboto Mono" w:cs="Roboto Mono"/>
                 <w:b/>
               </w:rPr>
-              <w:lastRenderedPageBreak/>
               <w:t>Approach</w:t>
             </w:r>
           </w:p>
@@ -2212,7 +2402,7 @@
     </w:tbl>
     <w:p>
       <w:r>
-        <w:pict w14:anchorId="111349F0">
+        <w:pict w14:anchorId="2A45441C">
           <v:rect id="_x0000_i1031" style="width:0;height:1.5pt" o:hralign="center" o:hrstd="t" o:hr="t" fillcolor="#a0a0a0" stroked="f"/>
         </w:pict>
       </w:r>
@@ -2261,18 +2451,19 @@
     </w:p>
     <w:p>
       <w:r>
-        <w:pict w14:anchorId="2C0827A6">
+        <w:pict w14:anchorId="3E529F91">
           <v:rect id="_x0000_i1032" style="width:0;height:1.5pt" o:hralign="center" o:hrstd="t" o:hr="t" fillcolor="#a0a0a0" stroked="f"/>
         </w:pict>
       </w:r>
     </w:p>
+    <w:p/>
     <w:p/>
     <w:p/>
     <w:sectPr>
       <w:pgSz w:w="12240" w:h="15840"/>
       <w:pgMar w:top="1440" w:right="1440" w:bottom="1440" w:left="1440" w:header="720" w:footer="720" w:gutter="0"/>
-      <w:pgNumType w:start="1"/>
       <w:cols w:space="720"/>
+      <w:docGrid w:linePitch="360"/>
     </w:sectPr>
   </w:body>
 </w:document>
@@ -3379,18 +3570,6 @@
   <w:style w:type="paragraph" w:default="1" w:styleId="Normal">
     <w:name w:val="Normal"/>
     <w:qFormat/>
-    <w:rsid w:val="008C0709"/>
-    <w:pPr>
-      <w:spacing w:after="0" w:line="276" w:lineRule="auto"/>
-    </w:pPr>
-    <w:rPr>
-      <w:rFonts w:ascii="Arial" w:eastAsia="Arial" w:hAnsi="Arial" w:cs="Arial"/>
-      <w:kern w:val="0"/>
-      <w:sz w:val="22"/>
-      <w:szCs w:val="22"/>
-      <w:lang w:val="en"/>
-      <w14:ligatures w14:val="none"/>
-    </w:rPr>
   </w:style>
   <w:style w:type="paragraph" w:styleId="Heading1">
     <w:name w:val="heading 1"/>
@@ -3399,7 +3578,7 @@
     <w:link w:val="Heading1Char"/>
     <w:uiPriority w:val="9"/>
     <w:qFormat/>
-    <w:rsid w:val="00C60CAF"/>
+    <w:rsid w:val="00863B5C"/>
     <w:pPr>
       <w:keepNext/>
       <w:keepLines/>
@@ -3421,7 +3600,7 @@
     <w:uiPriority w:val="9"/>
     <w:unhideWhenUsed/>
     <w:qFormat/>
-    <w:rsid w:val="00C60CAF"/>
+    <w:rsid w:val="00863B5C"/>
     <w:pPr>
       <w:keepNext/>
       <w:keepLines/>
@@ -3444,7 +3623,7 @@
     <w:semiHidden/>
     <w:unhideWhenUsed/>
     <w:qFormat/>
-    <w:rsid w:val="00C60CAF"/>
+    <w:rsid w:val="00863B5C"/>
     <w:pPr>
       <w:keepNext/>
       <w:keepLines/>
@@ -3467,7 +3646,7 @@
     <w:semiHidden/>
     <w:unhideWhenUsed/>
     <w:qFormat/>
-    <w:rsid w:val="00C60CAF"/>
+    <w:rsid w:val="00863B5C"/>
     <w:pPr>
       <w:keepNext/>
       <w:keepLines/>
@@ -3490,7 +3669,7 @@
     <w:semiHidden/>
     <w:unhideWhenUsed/>
     <w:qFormat/>
-    <w:rsid w:val="00C60CAF"/>
+    <w:rsid w:val="00863B5C"/>
     <w:pPr>
       <w:keepNext/>
       <w:keepLines/>
@@ -3511,11 +3690,11 @@
     <w:semiHidden/>
     <w:unhideWhenUsed/>
     <w:qFormat/>
-    <w:rsid w:val="00C60CAF"/>
+    <w:rsid w:val="00863B5C"/>
     <w:pPr>
       <w:keepNext/>
       <w:keepLines/>
-      <w:spacing w:before="40"/>
+      <w:spacing w:before="40" w:after="0"/>
       <w:outlineLvl w:val="5"/>
     </w:pPr>
     <w:rPr>
@@ -3534,11 +3713,11 @@
     <w:semiHidden/>
     <w:unhideWhenUsed/>
     <w:qFormat/>
-    <w:rsid w:val="00C60CAF"/>
+    <w:rsid w:val="00863B5C"/>
     <w:pPr>
       <w:keepNext/>
       <w:keepLines/>
-      <w:spacing w:before="40"/>
+      <w:spacing w:before="40" w:after="0"/>
       <w:outlineLvl w:val="6"/>
     </w:pPr>
     <w:rPr>
@@ -3555,10 +3734,11 @@
     <w:semiHidden/>
     <w:unhideWhenUsed/>
     <w:qFormat/>
-    <w:rsid w:val="00C60CAF"/>
+    <w:rsid w:val="00863B5C"/>
     <w:pPr>
       <w:keepNext/>
       <w:keepLines/>
+      <w:spacing w:after="0"/>
       <w:outlineLvl w:val="7"/>
     </w:pPr>
     <w:rPr>
@@ -3577,10 +3757,11 @@
     <w:semiHidden/>
     <w:unhideWhenUsed/>
     <w:qFormat/>
-    <w:rsid w:val="00C60CAF"/>
+    <w:rsid w:val="00863B5C"/>
     <w:pPr>
       <w:keepNext/>
       <w:keepLines/>
+      <w:spacing w:after="0"/>
       <w:outlineLvl w:val="8"/>
     </w:pPr>
     <w:rPr>
@@ -3620,7 +3801,7 @@
     <w:basedOn w:val="DefaultParagraphFont"/>
     <w:link w:val="Heading1"/>
     <w:uiPriority w:val="9"/>
-    <w:rsid w:val="00C60CAF"/>
+    <w:rsid w:val="00863B5C"/>
     <w:rPr>
       <w:rFonts w:asciiTheme="majorHAnsi" w:eastAsiaTheme="majorEastAsia" w:hAnsiTheme="majorHAnsi" w:cstheme="majorBidi"/>
       <w:color w:val="2F5496" w:themeColor="accent1" w:themeShade="BF"/>
@@ -3633,7 +3814,7 @@
     <w:basedOn w:val="DefaultParagraphFont"/>
     <w:link w:val="Heading2"/>
     <w:uiPriority w:val="9"/>
-    <w:rsid w:val="00C60CAF"/>
+    <w:rsid w:val="00863B5C"/>
     <w:rPr>
       <w:rFonts w:asciiTheme="majorHAnsi" w:eastAsiaTheme="majorEastAsia" w:hAnsiTheme="majorHAnsi" w:cstheme="majorBidi"/>
       <w:color w:val="2F5496" w:themeColor="accent1" w:themeShade="BF"/>
@@ -3647,7 +3828,7 @@
     <w:link w:val="Heading3"/>
     <w:uiPriority w:val="9"/>
     <w:semiHidden/>
-    <w:rsid w:val="00C60CAF"/>
+    <w:rsid w:val="00863B5C"/>
     <w:rPr>
       <w:rFonts w:eastAsiaTheme="majorEastAsia" w:cstheme="majorBidi"/>
       <w:color w:val="2F5496" w:themeColor="accent1" w:themeShade="BF"/>
@@ -3661,7 +3842,7 @@
     <w:link w:val="Heading4"/>
     <w:uiPriority w:val="9"/>
     <w:semiHidden/>
-    <w:rsid w:val="00C60CAF"/>
+    <w:rsid w:val="00863B5C"/>
     <w:rPr>
       <w:rFonts w:eastAsiaTheme="majorEastAsia" w:cstheme="majorBidi"/>
       <w:i/>
@@ -3675,7 +3856,7 @@
     <w:link w:val="Heading5"/>
     <w:uiPriority w:val="9"/>
     <w:semiHidden/>
-    <w:rsid w:val="00C60CAF"/>
+    <w:rsid w:val="00863B5C"/>
     <w:rPr>
       <w:rFonts w:eastAsiaTheme="majorEastAsia" w:cstheme="majorBidi"/>
       <w:color w:val="2F5496" w:themeColor="accent1" w:themeShade="BF"/>
@@ -3687,7 +3868,7 @@
     <w:link w:val="Heading6"/>
     <w:uiPriority w:val="9"/>
     <w:semiHidden/>
-    <w:rsid w:val="00C60CAF"/>
+    <w:rsid w:val="00863B5C"/>
     <w:rPr>
       <w:rFonts w:eastAsiaTheme="majorEastAsia" w:cstheme="majorBidi"/>
       <w:i/>
@@ -3701,7 +3882,7 @@
     <w:link w:val="Heading7"/>
     <w:uiPriority w:val="9"/>
     <w:semiHidden/>
-    <w:rsid w:val="00C60CAF"/>
+    <w:rsid w:val="00863B5C"/>
     <w:rPr>
       <w:rFonts w:eastAsiaTheme="majorEastAsia" w:cstheme="majorBidi"/>
       <w:color w:val="595959" w:themeColor="text1" w:themeTint="A6"/>
@@ -3713,7 +3894,7 @@
     <w:link w:val="Heading8"/>
     <w:uiPriority w:val="9"/>
     <w:semiHidden/>
-    <w:rsid w:val="00C60CAF"/>
+    <w:rsid w:val="00863B5C"/>
     <w:rPr>
       <w:rFonts w:eastAsiaTheme="majorEastAsia" w:cstheme="majorBidi"/>
       <w:i/>
@@ -3727,7 +3908,7 @@
     <w:link w:val="Heading9"/>
     <w:uiPriority w:val="9"/>
     <w:semiHidden/>
-    <w:rsid w:val="00C60CAF"/>
+    <w:rsid w:val="00863B5C"/>
     <w:rPr>
       <w:rFonts w:eastAsiaTheme="majorEastAsia" w:cstheme="majorBidi"/>
       <w:color w:val="272727" w:themeColor="text1" w:themeTint="D8"/>
@@ -3740,7 +3921,7 @@
     <w:link w:val="TitleChar"/>
     <w:uiPriority w:val="10"/>
     <w:qFormat/>
-    <w:rsid w:val="00C60CAF"/>
+    <w:rsid w:val="00863B5C"/>
     <w:pPr>
       <w:spacing w:after="80" w:line="240" w:lineRule="auto"/>
       <w:contextualSpacing/>
@@ -3758,7 +3939,7 @@
     <w:basedOn w:val="DefaultParagraphFont"/>
     <w:link w:val="Title"/>
     <w:uiPriority w:val="10"/>
-    <w:rsid w:val="00C60CAF"/>
+    <w:rsid w:val="00863B5C"/>
     <w:rPr>
       <w:rFonts w:asciiTheme="majorHAnsi" w:eastAsiaTheme="majorEastAsia" w:hAnsiTheme="majorHAnsi" w:cstheme="majorBidi"/>
       <w:spacing w:val="-10"/>
@@ -3774,7 +3955,7 @@
     <w:link w:val="SubtitleChar"/>
     <w:uiPriority w:val="11"/>
     <w:qFormat/>
-    <w:rsid w:val="00C60CAF"/>
+    <w:rsid w:val="00863B5C"/>
     <w:pPr>
       <w:numPr>
         <w:ilvl w:val="1"/>
@@ -3793,7 +3974,7 @@
     <w:basedOn w:val="DefaultParagraphFont"/>
     <w:link w:val="Subtitle"/>
     <w:uiPriority w:val="11"/>
-    <w:rsid w:val="00C60CAF"/>
+    <w:rsid w:val="00863B5C"/>
     <w:rPr>
       <w:rFonts w:eastAsiaTheme="majorEastAsia" w:cstheme="majorBidi"/>
       <w:color w:val="595959" w:themeColor="text1" w:themeTint="A6"/>
@@ -3809,7 +3990,7 @@
     <w:link w:val="QuoteChar"/>
     <w:uiPriority w:val="29"/>
     <w:qFormat/>
-    <w:rsid w:val="00C60CAF"/>
+    <w:rsid w:val="00863B5C"/>
     <w:pPr>
       <w:spacing w:before="160"/>
       <w:jc w:val="center"/>
@@ -3825,7 +4006,7 @@
     <w:basedOn w:val="DefaultParagraphFont"/>
     <w:link w:val="Quote"/>
     <w:uiPriority w:val="29"/>
-    <w:rsid w:val="00C60CAF"/>
+    <w:rsid w:val="00863B5C"/>
     <w:rPr>
       <w:i/>
       <w:iCs/>
@@ -3837,7 +4018,7 @@
     <w:basedOn w:val="Normal"/>
     <w:uiPriority w:val="34"/>
     <w:qFormat/>
-    <w:rsid w:val="00C60CAF"/>
+    <w:rsid w:val="00863B5C"/>
     <w:pPr>
       <w:ind w:left="720"/>
       <w:contextualSpacing/>
@@ -3848,7 +4029,7 @@
     <w:basedOn w:val="DefaultParagraphFont"/>
     <w:uiPriority w:val="21"/>
     <w:qFormat/>
-    <w:rsid w:val="00C60CAF"/>
+    <w:rsid w:val="00863B5C"/>
     <w:rPr>
       <w:i/>
       <w:iCs/>
@@ -3862,7 +4043,7 @@
     <w:link w:val="IntenseQuoteChar"/>
     <w:uiPriority w:val="30"/>
     <w:qFormat/>
-    <w:rsid w:val="00C60CAF"/>
+    <w:rsid w:val="00863B5C"/>
     <w:pPr>
       <w:pBdr>
         <w:top w:val="single" w:sz="4" w:space="10" w:color="2F5496" w:themeColor="accent1" w:themeShade="BF"/>
@@ -3883,7 +4064,7 @@
     <w:basedOn w:val="DefaultParagraphFont"/>
     <w:link w:val="IntenseQuote"/>
     <w:uiPriority w:val="30"/>
-    <w:rsid w:val="00C60CAF"/>
+    <w:rsid w:val="00863B5C"/>
     <w:rPr>
       <w:i/>
       <w:iCs/>
@@ -3895,7 +4076,7 @@
     <w:basedOn w:val="DefaultParagraphFont"/>
     <w:uiPriority w:val="32"/>
     <w:qFormat/>
-    <w:rsid w:val="00C60CAF"/>
+    <w:rsid w:val="00863B5C"/>
     <w:rPr>
       <w:b/>
       <w:bCs/>
